--- a/Persian_Gulf_Conflicts_Market_Impact_Report.docx
+++ b/Persian_Gulf_Conflicts_Market_Impact_Report.docx
@@ -2443,7 +2443,7 @@
           <w:sz w:val="22"/>
           <w:szCs w:val="22"/>
         </w:rPr>
-        <w:t xml:space="preserve">Brent crude has pulled back from intraday highs of $119–$126 to ~$87–$89 following ceasefire signals, but remains 25–30% above pre-conflict levels</w:t>
+        <w:t xml:space="preserve">Brent crude has pulled back from intraday highs of $119–$126 to ~$90–91 following ceasefire signals, but remains 25–30% above pre-conflict levels</w:t>
       </w:r>
     </w:p>
     <w:p>
@@ -2462,7 +2462,7 @@
           <w:sz w:val="22"/>
           <w:szCs w:val="22"/>
         </w:rPr>
-        <w:t xml:space="preserve">US equity markets have shown relative resilience (S&amp;P 500 down ~3–5%) compared to Asia-Pacific (Nikkei -10%, KOSPI -16%), consistent with the US energy independence narrative</w:t>
+        <w:t xml:space="preserve">US equity markets have shown relative resilience (S&amp;P 500 max drawdown ~3.1%) compared to Asia-Pacific (Nikkei -10%, KOSPI -16%), consistent with the US energy independence narrative</w:t>
       </w:r>
     </w:p>
     <w:p>
@@ -25123,7 +25123,7 @@
                 <w:sz w:val="17"/>
                 <w:szCs w:val="17"/>
               </w:rPr>
-              <w:t xml:space="preserve">$87–89</w:t>
+              <w:t xml:space="preserve">$90–91</w:t>
             </w:r>
           </w:p>
         </w:tc>
@@ -25335,7 +25335,7 @@
                 <w:sz w:val="17"/>
                 <w:szCs w:val="17"/>
               </w:rPr>
-              <w:t xml:space="preserve">$86–89</w:t>
+              <w:t xml:space="preserve">$85–86</w:t>
             </w:r>
           </w:p>
         </w:tc>
@@ -27400,7 +27400,7 @@
                 <w:sz w:val="17"/>
                 <w:szCs w:val="17"/>
               </w:rPr>
-              <w:t xml:space="preserve">5,954</w:t>
+              <w:t xml:space="preserve">6,879</w:t>
             </w:r>
           </w:p>
         </w:tc>
@@ -27435,7 +27435,7 @@
                 <w:sz w:val="17"/>
                 <w:szCs w:val="17"/>
               </w:rPr>
-              <w:t xml:space="preserve">5,770 (Mar 7)</w:t>
+              <w:t xml:space="preserve">6,666 (Mar 7)</w:t>
             </w:r>
           </w:p>
         </w:tc>
@@ -27505,7 +27505,7 @@
                 <w:sz w:val="17"/>
                 <w:szCs w:val="17"/>
               </w:rPr>
-              <w:t xml:space="preserve">~5,820–5,860</w:t>
+              <w:t xml:space="preserve">~6,781</w:t>
             </w:r>
           </w:p>
         </w:tc>
@@ -27540,7 +27540,7 @@
                 <w:sz w:val="17"/>
                 <w:szCs w:val="17"/>
               </w:rPr>
-              <w:t xml:space="preserve">-1.6 to -2.3%</w:t>
+              <w:t xml:space="preserve">-1.4%</w:t>
             </w:r>
           </w:p>
         </w:tc>
@@ -27612,7 +27612,7 @@
                 <w:sz w:val="17"/>
                 <w:szCs w:val="17"/>
               </w:rPr>
-              <w:t xml:space="preserve">43,840</w:t>
+              <w:t xml:space="preserve">48,978</w:t>
             </w:r>
           </w:p>
         </w:tc>
@@ -27647,7 +27647,7 @@
                 <w:sz w:val="17"/>
                 <w:szCs w:val="17"/>
               </w:rPr>
-              <w:t xml:space="preserve">42,580 (Mar 7)</w:t>
+              <w:t xml:space="preserve">47,557 (Mar 7)</w:t>
             </w:r>
           </w:p>
         </w:tc>
@@ -27717,7 +27717,7 @@
                 <w:sz w:val="17"/>
                 <w:szCs w:val="17"/>
               </w:rPr>
-              <w:t xml:space="preserve">~43,100–43,400</w:t>
+              <w:t xml:space="preserve">~47,707</w:t>
             </w:r>
           </w:p>
         </w:tc>
@@ -27752,7 +27752,7 @@
                 <w:sz w:val="17"/>
                 <w:szCs w:val="17"/>
               </w:rPr>
-              <w:t xml:space="preserve">-1.0 to -1.7%</w:t>
+              <w:t xml:space="preserve">-2.6%</w:t>
             </w:r>
           </w:p>
         </w:tc>
@@ -27824,7 +27824,7 @@
                 <w:sz w:val="17"/>
                 <w:szCs w:val="17"/>
               </w:rPr>
-              <w:t xml:space="preserve">18,847</w:t>
+              <w:t xml:space="preserve">22,668</w:t>
             </w:r>
           </w:p>
         </w:tc>
@@ -27859,7 +27859,7 @@
                 <w:sz w:val="17"/>
                 <w:szCs w:val="17"/>
               </w:rPr>
-              <w:t xml:space="preserve">18,100 (Mar 7)</w:t>
+              <w:t xml:space="preserve">21,761 (Mar 7)</w:t>
             </w:r>
           </w:p>
         </w:tc>
@@ -27929,7 +27929,7 @@
                 <w:sz w:val="17"/>
                 <w:szCs w:val="17"/>
               </w:rPr>
-              <w:t xml:space="preserve">~18,300–18,500</w:t>
+              <w:t xml:space="preserve">~22,697</w:t>
             </w:r>
           </w:p>
         </w:tc>
@@ -27960,11 +27960,11 @@
                 <w:rFonts w:ascii="Calibri" w:cs="Calibri" w:eastAsia="Calibri" w:hAnsi="Calibri"/>
                 <w:b w:val="false"/>
                 <w:bCs w:val="false"/>
-                <w:color w:val="C0392B"/>
-                <w:sz w:val="17"/>
-                <w:szCs w:val="17"/>
-              </w:rPr>
-              <w:t xml:space="preserve">-1.8 to -2.9%</w:t>
+                <w:color w:val="333333"/>
+                <w:sz w:val="17"/>
+                <w:szCs w:val="17"/>
+              </w:rPr>
+              <w:t xml:space="preserve">+0.1%</w:t>
             </w:r>
           </w:p>
         </w:tc>
@@ -28036,7 +28036,7 @@
                 <w:sz w:val="17"/>
                 <w:szCs w:val="17"/>
               </w:rPr>
-              <w:t xml:space="preserve">2,085</w:t>
+              <w:t xml:space="preserve">2,280</w:t>
             </w:r>
           </w:p>
         </w:tc>
@@ -28071,7 +28071,7 @@
                 <w:sz w:val="17"/>
                 <w:szCs w:val="17"/>
               </w:rPr>
-              <w:t xml:space="preserve">1,980 (Mar 7)</w:t>
+              <w:t xml:space="preserve">2,166 (Mar 7)</w:t>
             </w:r>
           </w:p>
         </w:tc>
@@ -28141,7 +28141,7 @@
                 <w:sz w:val="17"/>
                 <w:szCs w:val="17"/>
               </w:rPr>
-              <w:t xml:space="preserve">~2,020</w:t>
+              <w:t xml:space="preserve">~2,220</w:t>
             </w:r>
           </w:p>
         </w:tc>
@@ -28176,7 +28176,7 @@
                 <w:sz w:val="17"/>
                 <w:szCs w:val="17"/>
               </w:rPr>
-              <w:t xml:space="preserve">-3.1%</w:t>
+              <w:t xml:space="preserve">-2.6%</w:t>
             </w:r>
           </w:p>
         </w:tc>
@@ -28248,7 +28248,7 @@
                 <w:sz w:val="17"/>
                 <w:szCs w:val="17"/>
               </w:rPr>
-              <w:t xml:space="preserve">37,155</w:t>
+              <w:t xml:space="preserve">58,885</w:t>
             </w:r>
           </w:p>
         </w:tc>
@@ -28283,7 +28283,7 @@
                 <w:sz w:val="17"/>
                 <w:szCs w:val="17"/>
               </w:rPr>
-              <w:t xml:space="preserve">32,728 (Mar 9)</w:t>
+              <w:t xml:space="preserve">51,878 (Mar 9)</w:t>
             </w:r>
           </w:p>
         </w:tc>
@@ -28353,7 +28353,7 @@
                 <w:sz w:val="17"/>
                 <w:szCs w:val="17"/>
               </w:rPr>
-              <w:t xml:space="preserve">~33,600–34,000</w:t>
+              <w:t xml:space="preserve">~55,388</w:t>
             </w:r>
           </w:p>
         </w:tc>
@@ -28388,7 +28388,7 @@
                 <w:sz w:val="17"/>
                 <w:szCs w:val="17"/>
               </w:rPr>
-              <w:t xml:space="preserve">-8.5 to -9.6%</w:t>
+              <w:t xml:space="preserve">-5.9%</w:t>
             </w:r>
           </w:p>
         </w:tc>
@@ -28460,7 +28460,7 @@
                 <w:sz w:val="17"/>
                 <w:szCs w:val="17"/>
               </w:rPr>
-              <w:t xml:space="preserve">8,809</w:t>
+              <w:t xml:space="preserve">10,911</w:t>
             </w:r>
           </w:p>
         </w:tc>
@@ -28495,7 +28495,7 @@
                 <w:sz w:val="17"/>
                 <w:szCs w:val="17"/>
               </w:rPr>
-              <w:t xml:space="preserve">8,570 (Mar 3)</w:t>
+              <w:t xml:space="preserve">10,616 (Mar 3)</w:t>
             </w:r>
           </w:p>
         </w:tc>
@@ -28565,7 +28565,7 @@
                 <w:sz w:val="17"/>
                 <w:szCs w:val="17"/>
               </w:rPr>
-              <w:t xml:space="preserve">~8,650</w:t>
+              <w:t xml:space="preserve">~10,700</w:t>
             </w:r>
           </w:p>
         </w:tc>
@@ -28600,7 +28600,7 @@
                 <w:sz w:val="17"/>
                 <w:szCs w:val="17"/>
               </w:rPr>
-              <w:t xml:space="preserve">-1.8%</w:t>
+              <w:t xml:space="preserve">-1.9%</w:t>
             </w:r>
           </w:p>
         </w:tc>
@@ -28672,7 +28672,7 @@
                 <w:sz w:val="17"/>
                 <w:szCs w:val="17"/>
               </w:rPr>
-              <w:t xml:space="preserve">22,983</w:t>
+              <w:t xml:space="preserve">23,500</w:t>
             </w:r>
           </w:p>
         </w:tc>
@@ -28707,7 +28707,7 @@
                 <w:sz w:val="17"/>
                 <w:szCs w:val="17"/>
               </w:rPr>
-              <w:t xml:space="preserve">21,740 (Mar 4)</w:t>
+              <w:t xml:space="preserve">22,231 (Mar 4)</w:t>
             </w:r>
           </w:p>
         </w:tc>
@@ -28777,7 +28777,7 @@
                 <w:sz w:val="17"/>
                 <w:szCs w:val="17"/>
               </w:rPr>
-              <w:t xml:space="preserve">~22,200–22,400</w:t>
+              <w:t xml:space="preserve">~23,200</w:t>
             </w:r>
           </w:p>
         </w:tc>
@@ -28812,7 +28812,7 @@
                 <w:sz w:val="17"/>
                 <w:szCs w:val="17"/>
               </w:rPr>
-              <w:t xml:space="preserve">-2.5 to -3.4%</w:t>
+              <w:t xml:space="preserve">-1.3%</w:t>
             </w:r>
           </w:p>
         </w:tc>
@@ -28884,7 +28884,7 @@
                 <w:sz w:val="17"/>
                 <w:szCs w:val="17"/>
               </w:rPr>
-              <w:t xml:space="preserve">8,104</w:t>
+              <w:t xml:space="preserve">8,350</w:t>
             </w:r>
           </w:p>
         </w:tc>
@@ -28919,7 +28919,7 @@
                 <w:sz w:val="17"/>
                 <w:szCs w:val="17"/>
               </w:rPr>
-              <w:t xml:space="preserve">7,779 (Mar 3)</w:t>
+              <w:t xml:space="preserve">8,016 (Mar 3)</w:t>
             </w:r>
           </w:p>
         </w:tc>
@@ -28989,7 +28989,7 @@
                 <w:sz w:val="17"/>
                 <w:szCs w:val="17"/>
               </w:rPr>
-              <w:t xml:space="preserve">~7,870</w:t>
+              <w:t xml:space="preserve">~8,150</w:t>
             </w:r>
           </w:p>
         </w:tc>
@@ -29024,7 +29024,7 @@
                 <w:sz w:val="17"/>
                 <w:szCs w:val="17"/>
               </w:rPr>
-              <w:t xml:space="preserve">-2.9%</w:t>
+              <w:t xml:space="preserve">-2.4%</w:t>
             </w:r>
           </w:p>
         </w:tc>
@@ -29096,7 +29096,7 @@
                 <w:sz w:val="17"/>
                 <w:szCs w:val="17"/>
               </w:rPr>
-              <w:t xml:space="preserve">22,941</w:t>
+              <w:t xml:space="preserve">26,450</w:t>
             </w:r>
           </w:p>
         </w:tc>
@@ -29131,7 +29131,7 @@
                 <w:sz w:val="17"/>
                 <w:szCs w:val="17"/>
               </w:rPr>
-              <w:t xml:space="preserve">22,200 (Mar 9)</w:t>
+              <w:t xml:space="preserve">25,604 (Mar 9)</w:t>
             </w:r>
           </w:p>
         </w:tc>
@@ -29201,7 +29201,7 @@
                 <w:sz w:val="17"/>
                 <w:szCs w:val="17"/>
               </w:rPr>
-              <w:t xml:space="preserve">~22,500–22,700</w:t>
+              <w:t xml:space="preserve">~26,039</w:t>
             </w:r>
           </w:p>
         </w:tc>
@@ -29236,7 +29236,7 @@
                 <w:sz w:val="17"/>
                 <w:szCs w:val="17"/>
               </w:rPr>
-              <w:t xml:space="preserve">-1.0 to -1.9%</w:t>
+              <w:t xml:space="preserve">-1.6%</w:t>
             </w:r>
           </w:p>
         </w:tc>
@@ -29308,7 +29308,7 @@
                 <w:sz w:val="17"/>
                 <w:szCs w:val="17"/>
               </w:rPr>
-              <w:t xml:space="preserve">3,372</w:t>
+              <w:t xml:space="preserve">4,150</w:t>
             </w:r>
           </w:p>
         </w:tc>
@@ -29343,7 +29343,7 @@
                 <w:sz w:val="17"/>
                 <w:szCs w:val="17"/>
               </w:rPr>
-              <w:t xml:space="preserve">3,330 (Mar 9)</w:t>
+              <w:t xml:space="preserve">4,100 (Mar 9)</w:t>
             </w:r>
           </w:p>
         </w:tc>
@@ -29413,7 +29413,7 @@
                 <w:sz w:val="17"/>
                 <w:szCs w:val="17"/>
               </w:rPr>
-              <w:t xml:space="preserve">~3,350</w:t>
+              <w:t xml:space="preserve">~4,127</w:t>
             </w:r>
           </w:p>
         </w:tc>
@@ -29448,7 +29448,7 @@
                 <w:sz w:val="17"/>
                 <w:szCs w:val="17"/>
               </w:rPr>
-              <w:t xml:space="preserve">-0.7%</w:t>
+              <w:t xml:space="preserve">-0.6%</w:t>
             </w:r>
           </w:p>
         </w:tc>
@@ -29520,7 +29520,7 @@
                 <w:sz w:val="17"/>
                 <w:szCs w:val="17"/>
               </w:rPr>
-              <w:t xml:space="preserve">6,323</w:t>
+              <w:t xml:space="preserve">6,131</w:t>
             </w:r>
           </w:p>
         </w:tc>
@@ -29555,7 +29555,7 @@
                 <w:sz w:val="17"/>
                 <w:szCs w:val="17"/>
               </w:rPr>
-              <w:t xml:space="preserve">5,252 (Mar 9)</w:t>
+              <w:t xml:space="preserve">5,094 (Mar 9)</w:t>
             </w:r>
           </w:p>
         </w:tc>
@@ -29625,7 +29625,7 @@
                 <w:sz w:val="17"/>
                 <w:szCs w:val="17"/>
               </w:rPr>
-              <w:t xml:space="preserve">~5,533</w:t>
+              <w:t xml:space="preserve">~5,724</w:t>
             </w:r>
           </w:p>
         </w:tc>
@@ -29660,7 +29660,7 @@
                 <w:sz w:val="17"/>
                 <w:szCs w:val="17"/>
               </w:rPr>
-              <w:t xml:space="preserve">-12.5%</w:t>
+              <w:t xml:space="preserve">-6.6%</w:t>
             </w:r>
           </w:p>
         </w:tc>
@@ -29732,7 +29732,7 @@
                 <w:sz w:val="17"/>
                 <w:szCs w:val="17"/>
               </w:rPr>
-              <w:t xml:space="preserve">8,296</w:t>
+              <w:t xml:space="preserve">8,800</w:t>
             </w:r>
           </w:p>
         </w:tc>
@@ -29767,7 +29767,7 @@
                 <w:sz w:val="17"/>
                 <w:szCs w:val="17"/>
               </w:rPr>
-              <w:t xml:space="preserve">7,700 (Mar 9)</w:t>
+              <w:t xml:space="preserve">8,166 (Mar 9)</w:t>
             </w:r>
           </w:p>
         </w:tc>
@@ -29837,7 +29837,7 @@
                 <w:sz w:val="17"/>
                 <w:szCs w:val="17"/>
               </w:rPr>
-              <w:t xml:space="preserve">~7,950</w:t>
+              <w:t xml:space="preserve">~8,450</w:t>
             </w:r>
           </w:p>
         </w:tc>
@@ -29872,7 +29872,7 @@
                 <w:sz w:val="17"/>
                 <w:szCs w:val="17"/>
               </w:rPr>
-              <w:t xml:space="preserve">-4.2%</w:t>
+              <w:t xml:space="preserve">-4.0%</w:t>
             </w:r>
           </w:p>
         </w:tc>
@@ -29944,7 +29944,7 @@
                 <w:sz w:val="17"/>
                 <w:szCs w:val="17"/>
               </w:rPr>
-              <w:t xml:space="preserve">73,198</w:t>
+              <w:t xml:space="preserve">78,000</w:t>
             </w:r>
           </w:p>
         </w:tc>
@@ -29979,7 +29979,7 @@
                 <w:sz w:val="17"/>
                 <w:szCs w:val="17"/>
               </w:rPr>
-              <w:t xml:space="preserve">71,300 (Mar 5)</w:t>
+              <w:t xml:space="preserve">75,972 (Mar 5)</w:t>
             </w:r>
           </w:p>
         </w:tc>
@@ -30049,7 +30049,7 @@
                 <w:sz w:val="17"/>
                 <w:szCs w:val="17"/>
               </w:rPr>
-              <w:t xml:space="preserve">~72,100</w:t>
+              <w:t xml:space="preserve">~76,800</w:t>
             </w:r>
           </w:p>
         </w:tc>
